--- a/docs/docx/Tahap-4-Pengujian.docx
+++ b/docs/docx/Tahap-4-Pengujian.docx
@@ -5760,7 +5760,7 @@
                 <w:b w:val="0"/>
                 <w:sz w:val="19"/>
               </w:rPr>
-              <w:t>Gradle 8.14.3, AGP 8.11.1, Kotlin 2.1.0, JDK 20</w:t>
+              <w:t>Gradle 8.14.3, AGP 8.11.1, Kotlin 2.2.20, JDK 20</w:t>
             </w:r>
           </w:p>
         </w:tc>

--- a/docs/docx/Tahap-4-Pengujian.docx
+++ b/docs/docx/Tahap-4-Pengujian.docx
@@ -8184,10 +8184,11 @@
             </w:pPr>
             <w:r>
               <w:rPr>
-                <w:b w:val="0"/>
-                <w:sz w:val="19"/>
-              </w:rPr>
-              <w:t>&lt;https://github.com/farrelfaiziaulhaq/payloadhub-ai&gt;</w:t>
+                <w:color w:val="1A4F8B"/>
+                <w:sz w:val="19"/>
+                <w:u w:val="single"/>
+              </w:rPr>
+              <w:t>https://github.com/farrelfaiziaulhaq/payloadhub-ai</w:t>
             </w:r>
           </w:p>
         </w:tc>

--- a/docs/docx/Tahap-4-Pengujian.docx
+++ b/docs/docx/Tahap-4-Pengujian.docx
@@ -8433,7 +8433,7 @@
                 <w:b w:val="0"/>
                 <w:sz w:val="19"/>
               </w:rPr>
-              <w:t>57.876.933 byte (55,2 MB)</w:t>
+              <w:t>58.156.477 byte (55,5 MB)</w:t>
             </w:r>
           </w:p>
         </w:tc>
@@ -8470,7 +8470,7 @@
                 <w:color w:val="9C270B"/>
                 <w:sz w:val="19"/>
               </w:rPr>
-              <w:t>7F71676147E77EA323B26D172C99F7BA30C3CF7C0B6252E06263EFDAB15B1479</w:t>
+              <w:t>3114C3AA027C19C6C3BA6FDC564AEF0EAC38062CE359C42F269089651C25811B</w:t>
             </w:r>
           </w:p>
         </w:tc>
@@ -9034,7 +9034,7 @@
                 <w:b w:val="0"/>
                 <w:sz w:val="19"/>
               </w:rPr>
-              <w:t>Build APK 55,2 MB; perangkat fisik belum dicatat</w:t>
+              <w:t>Build APK 55,5 MB; perangkat fisik belum dicatat</w:t>
             </w:r>
           </w:p>
         </w:tc>

--- a/docs/docx/Tahap-4-Pengujian.docx
+++ b/docs/docx/Tahap-4-Pengujian.docx
@@ -8470,7 +8470,7 @@
                 <w:color w:val="9C270B"/>
                 <w:sz w:val="19"/>
               </w:rPr>
-              <w:t>3114C3AA027C19C6C3BA6FDC564AEF0EAC38062CE359C42F269089651C25811B</w:t>
+              <w:t>302D47DEEB6A9AEAD3153173B1EC8431F94C97BCA61123D690A2267020EE5624</w:t>
             </w:r>
           </w:p>
         </w:tc>
